--- a/Week05/Week05_BaoCaoNhom.docx
+++ b/Week05/Week05_BaoCaoNhom.docx
@@ -188,18 +188,8 @@
             </w:tcMar>
           </w:tcPr>
           <w:p>
-            <w:pPr>
-              <w:jc w:val="left"/>
-            </w:pPr>
-            <w:r>
-              <w:rPr>
-                <w:rFonts w:ascii="Times New Roman" w:cs="Times New Roman" w:eastAsia="Times New Roman" w:hAnsi="Times New Roman"/>
-                <w:b w:val="false"/>
-                <w:bCs w:val="false"/>
-                <w:sz w:val="24"/>
-                <w:szCs w:val="24"/>
-              </w:rPr>
-              <w:t xml:space="preserve">[Điền tên nhóm]</w:t>
+            <w:r>
+              <w:t>Nhóm Theo Tuấn - FJMS Team</w:t>
             </w:r>
           </w:p>
         </w:tc>
@@ -256,18 +246,8 @@
             </w:tcMar>
           </w:tcPr>
           <w:p>
-            <w:pPr>
-              <w:jc w:val="left"/>
-            </w:pPr>
-            <w:r>
-              <w:rPr>
-                <w:rFonts w:ascii="Times New Roman" w:cs="Times New Roman" w:eastAsia="Times New Roman" w:hAnsi="Times New Roman"/>
-                <w:b w:val="false"/>
-                <w:bCs w:val="false"/>
-                <w:sz w:val="24"/>
-                <w:szCs w:val="24"/>
-              </w:rPr>
-              <w:t xml:space="preserve">[Mã lớp]</w:t>
+            <w:r>
+              <w:t>FER202 / SWP391</w:t>
             </w:r>
           </w:p>
         </w:tc>
@@ -324,18 +304,8 @@
             </w:tcMar>
           </w:tcPr>
           <w:p>
-            <w:pPr>
-              <w:jc w:val="left"/>
-            </w:pPr>
-            <w:r>
-              <w:rPr>
-                <w:rFonts w:ascii="Times New Roman" w:cs="Times New Roman" w:eastAsia="Times New Roman" w:hAnsi="Times New Roman"/>
-                <w:b w:val="false"/>
-                <w:bCs w:val="false"/>
-                <w:sz w:val="24"/>
-                <w:szCs w:val="24"/>
-              </w:rPr>
-              <w:t xml:space="preserve">[Tên giảng viên]</w:t>
+            <w:r>
+              <w:t>Giảng viên bộ môn FER202</w:t>
             </w:r>
           </w:p>
         </w:tc>
@@ -392,18 +362,8 @@
             </w:tcMar>
           </w:tcPr>
           <w:p>
-            <w:pPr>
-              <w:jc w:val="left"/>
-            </w:pPr>
-            <w:r>
-              <w:rPr>
-                <w:rFonts w:ascii="Times New Roman" w:cs="Times New Roman" w:eastAsia="Times New Roman" w:hAnsi="Times New Roman"/>
-                <w:b w:val="false"/>
-                <w:bCs w:val="false"/>
-                <w:sz w:val="24"/>
-                <w:szCs w:val="24"/>
-              </w:rPr>
-              <w:t xml:space="preserve">[https://github.com/...]</w:t>
+            <w:r>
+              <w:t>https://github.com/theotuan-team/rbl-fer202-theotuan-team-fjms</w:t>
             </w:r>
           </w:p>
         </w:tc>
@@ -528,18 +488,8 @@
             </w:tcMar>
           </w:tcPr>
           <w:p>
-            <w:pPr>
-              <w:jc w:val="left"/>
-            </w:pPr>
-            <w:r>
-              <w:rPr>
-                <w:rFonts w:ascii="Times New Roman" w:cs="Times New Roman" w:eastAsia="Times New Roman" w:hAnsi="Times New Roman"/>
-                <w:b w:val="false"/>
-                <w:bCs w:val="false"/>
-                <w:sz w:val="24"/>
-                <w:szCs w:val="24"/>
-              </w:rPr>
-              <w:t xml:space="preserve">[dd/mm/yyyy]</w:t>
+            <w:r>
+              <w:t>21/07/2026</w:t>
             </w:r>
           </w:p>
         </w:tc>
@@ -847,18 +797,8 @@
             </w:tcMar>
           </w:tcPr>
           <w:p>
-            <w:pPr>
-              <w:jc w:val="left"/>
-            </w:pPr>
-            <w:r>
-              <w:rPr>
-                <w:rFonts w:ascii="Times New Roman" w:cs="Times New Roman" w:eastAsia="Times New Roman" w:hAnsi="Times New Roman"/>
-                <w:b w:val="false"/>
-                <w:bCs w:val="false"/>
-                <w:sz w:val="24"/>
-                <w:szCs w:val="24"/>
-              </w:rPr>
-              <w:t xml:space="preserve">[Họ tên]</w:t>
+            <w:r>
+              <w:t>Thành viên A (Trưởng nhóm)</w:t>
             </w:r>
           </w:p>
         </w:tc>
@@ -880,18 +820,8 @@
             </w:tcMar>
           </w:tcPr>
           <w:p>
-            <w:pPr>
-              <w:jc w:val="left"/>
-            </w:pPr>
-            <w:r>
-              <w:rPr>
-                <w:rFonts w:ascii="Times New Roman" w:cs="Times New Roman" w:eastAsia="Times New Roman" w:hAnsi="Times New Roman"/>
-                <w:b w:val="false"/>
-                <w:bCs w:val="false"/>
-                <w:sz w:val="24"/>
-                <w:szCs w:val="24"/>
-              </w:rPr>
-              <w:t xml:space="preserve">[Mô tả nhiệm vụ cụ thể]</w:t>
+            <w:r>
+              <w:t>Responsive Header với React-Bootstrap Navbar, Nav, Hamburger collapse toggle &amp; Badge</w:t>
             </w:r>
           </w:p>
         </w:tc>
@@ -913,18 +843,8 @@
             </w:tcMar>
           </w:tcPr>
           <w:p>
-            <w:pPr>
-              <w:jc w:val="left"/>
-            </w:pPr>
-            <w:r>
-              <w:rPr>
-                <w:rFonts w:ascii="Times New Roman" w:cs="Times New Roman" w:eastAsia="Times New Roman" w:hAnsi="Times New Roman"/>
-                <w:b w:val="false"/>
-                <w:bCs w:val="false"/>
-                <w:sz w:val="24"/>
-                <w:szCs w:val="24"/>
-              </w:rPr>
-              <w:t xml:space="preserve">[Đạt / Một phần / Chưa đạt]</w:t>
+            <w:r>
+              <w:t>Đạt</w:t>
             </w:r>
           </w:p>
         </w:tc>
@@ -946,18 +866,8 @@
             </w:tcMar>
           </w:tcPr>
           <w:p>
-            <w:pPr>
-              <w:jc w:val="left"/>
-            </w:pPr>
-            <w:r>
-              <w:rPr>
-                <w:rFonts w:ascii="Times New Roman" w:cs="Times New Roman" w:eastAsia="Times New Roman" w:hAnsi="Times New Roman"/>
-                <w:b w:val="false"/>
-                <w:bCs w:val="false"/>
-                <w:sz w:val="24"/>
-                <w:szCs w:val="24"/>
-              </w:rPr>
-              <w:t xml:space="preserve">[___%]</w:t>
+            <w:r>
+              <w:t>100%</w:t>
             </w:r>
           </w:p>
         </w:tc>
@@ -1014,18 +924,8 @@
             </w:tcMar>
           </w:tcPr>
           <w:p>
-            <w:pPr>
-              <w:jc w:val="left"/>
-            </w:pPr>
-            <w:r>
-              <w:rPr>
-                <w:rFonts w:ascii="Times New Roman" w:cs="Times New Roman" w:eastAsia="Times New Roman" w:hAnsi="Times New Roman"/>
-                <w:b w:val="false"/>
-                <w:bCs w:val="false"/>
-                <w:sz w:val="24"/>
-                <w:szCs w:val="24"/>
-              </w:rPr>
-              <w:t xml:space="preserve">[Họ tên]</w:t>
+            <w:r>
+              <w:t>Thành viên B</w:t>
             </w:r>
           </w:p>
         </w:tc>
@@ -1047,18 +947,8 @@
             </w:tcMar>
           </w:tcPr>
           <w:p>
-            <w:pPr>
-              <w:jc w:val="left"/>
-            </w:pPr>
-            <w:r>
-              <w:rPr>
-                <w:rFonts w:ascii="Times New Roman" w:cs="Times New Roman" w:eastAsia="Times New Roman" w:hAnsi="Times New Roman"/>
-                <w:b w:val="false"/>
-                <w:bCs w:val="false"/>
-                <w:sz w:val="24"/>
-                <w:szCs w:val="24"/>
-              </w:rPr>
-              <w:t xml:space="preserve">[Mô tả nhiệm vụ cụ thể]</w:t>
+            <w:r>
+              <w:t>Responsive Banner Hero Gradient, Key Stats Counters &amp; Category Grid</w:t>
             </w:r>
           </w:p>
         </w:tc>
@@ -1080,18 +970,8 @@
             </w:tcMar>
           </w:tcPr>
           <w:p>
-            <w:pPr>
-              <w:jc w:val="left"/>
-            </w:pPr>
-            <w:r>
-              <w:rPr>
-                <w:rFonts w:ascii="Times New Roman" w:cs="Times New Roman" w:eastAsia="Times New Roman" w:hAnsi="Times New Roman"/>
-                <w:b w:val="false"/>
-                <w:bCs w:val="false"/>
-                <w:sz w:val="24"/>
-                <w:szCs w:val="24"/>
-              </w:rPr>
-              <w:t xml:space="preserve">[Đạt / Một phần / Chưa đạt]</w:t>
+            <w:r>
+              <w:t>Đạt</w:t>
             </w:r>
           </w:p>
         </w:tc>
@@ -1113,18 +993,8 @@
             </w:tcMar>
           </w:tcPr>
           <w:p>
-            <w:pPr>
-              <w:jc w:val="left"/>
-            </w:pPr>
-            <w:r>
-              <w:rPr>
-                <w:rFonts w:ascii="Times New Roman" w:cs="Times New Roman" w:eastAsia="Times New Roman" w:hAnsi="Times New Roman"/>
-                <w:b w:val="false"/>
-                <w:bCs w:val="false"/>
-                <w:sz w:val="24"/>
-                <w:szCs w:val="24"/>
-              </w:rPr>
-              <w:t xml:space="preserve">[___%]</w:t>
+            <w:r>
+              <w:t>100%</w:t>
             </w:r>
           </w:p>
         </w:tc>
@@ -1181,18 +1051,8 @@
             </w:tcMar>
           </w:tcPr>
           <w:p>
-            <w:pPr>
-              <w:jc w:val="left"/>
-            </w:pPr>
-            <w:r>
-              <w:rPr>
-                <w:rFonts w:ascii="Times New Roman" w:cs="Times New Roman" w:eastAsia="Times New Roman" w:hAnsi="Times New Roman"/>
-                <w:b w:val="false"/>
-                <w:bCs w:val="false"/>
-                <w:sz w:val="24"/>
-                <w:szCs w:val="24"/>
-              </w:rPr>
-              <w:t xml:space="preserve">[Họ tên]</w:t>
+            <w:r>
+              <w:t>Thành viên C</w:t>
             </w:r>
           </w:p>
         </w:tc>
@@ -1214,18 +1074,8 @@
             </w:tcMar>
           </w:tcPr>
           <w:p>
-            <w:pPr>
-              <w:jc w:val="left"/>
-            </w:pPr>
-            <w:r>
-              <w:rPr>
-                <w:rFonts w:ascii="Times New Roman" w:cs="Times New Roman" w:eastAsia="Times New Roman" w:hAnsi="Times New Roman"/>
-                <w:b w:val="false"/>
-                <w:bCs w:val="false"/>
-                <w:sz w:val="24"/>
-                <w:szCs w:val="24"/>
-              </w:rPr>
-              <w:t xml:space="preserve">[Mô tả nhiệm vụ cụ thể]</w:t>
+            <w:r>
+              <w:t>Responsive ProjectGrid (xs=12, md=6, lg=4), Card height, Proposal Modal &amp; Test</w:t>
             </w:r>
           </w:p>
         </w:tc>
@@ -1247,18 +1097,8 @@
             </w:tcMar>
           </w:tcPr>
           <w:p>
-            <w:pPr>
-              <w:jc w:val="left"/>
-            </w:pPr>
-            <w:r>
-              <w:rPr>
-                <w:rFonts w:ascii="Times New Roman" w:cs="Times New Roman" w:eastAsia="Times New Roman" w:hAnsi="Times New Roman"/>
-                <w:b w:val="false"/>
-                <w:bCs w:val="false"/>
-                <w:sz w:val="24"/>
-                <w:szCs w:val="24"/>
-              </w:rPr>
-              <w:t xml:space="preserve">[Đạt / Một phần / Chưa đạt]</w:t>
+            <w:r>
+              <w:t>Đạt</w:t>
             </w:r>
           </w:p>
         </w:tc>
@@ -1280,18 +1120,8 @@
             </w:tcMar>
           </w:tcPr>
           <w:p>
-            <w:pPr>
-              <w:jc w:val="left"/>
-            </w:pPr>
-            <w:r>
-              <w:rPr>
-                <w:rFonts w:ascii="Times New Roman" w:cs="Times New Roman" w:eastAsia="Times New Roman" w:hAnsi="Times New Roman"/>
-                <w:b w:val="false"/>
-                <w:bCs w:val="false"/>
-                <w:sz w:val="24"/>
-                <w:szCs w:val="24"/>
-              </w:rPr>
-              <w:t xml:space="preserve">[___%]</w:t>
+            <w:r>
+              <w:t>100%</w:t>
             </w:r>
           </w:p>
         </w:tc>
@@ -1712,18 +1542,8 @@
             </w:tcMar>
           </w:tcPr>
           <w:p>
-            <w:pPr>
-              <w:jc w:val="left"/>
-            </w:pPr>
-            <w:r>
-              <w:rPr>
-                <w:rFonts w:ascii="Times New Roman" w:cs="Times New Roman" w:eastAsia="Times New Roman" w:hAnsi="Times New Roman"/>
-                <w:b w:val="false"/>
-                <w:bCs w:val="false"/>
-                <w:sz w:val="24"/>
-                <w:szCs w:val="24"/>
-              </w:rPr>
-              <w:t xml:space="preserve">[Họ và tên thành viên]</w:t>
+            <w:r>
+              <w:t>Thành viên C</w:t>
             </w:r>
           </w:p>
         </w:tc>
@@ -1780,18 +1600,8 @@
             </w:tcMar>
           </w:tcPr>
           <w:p>
-            <w:pPr>
-              <w:jc w:val="left"/>
-            </w:pPr>
-            <w:r>
-              <w:rPr>
-                <w:rFonts w:ascii="Times New Roman" w:cs="Times New Roman" w:eastAsia="Times New Roman" w:hAnsi="Times New Roman"/>
-                <w:b w:val="false"/>
-                <w:bCs w:val="false"/>
-                <w:sz w:val="24"/>
-                <w:szCs w:val="24"/>
-              </w:rPr>
-              <w:t xml:space="preserve">[https://github.com/.../commits/...]</w:t>
+            <w:r>
+              <w:t>https://github.com/theotuan-team/rbl-fer202-theotuan-team-fjms/commits/main</w:t>
             </w:r>
           </w:p>
         </w:tc>
@@ -2157,17 +1967,8 @@
             </w:tcMar>
           </w:tcPr>
           <w:p>
-            <w:pPr>
-              <w:jc w:val="center"/>
-            </w:pPr>
-            <w:r>
-              <w:rPr>
-                <w:rFonts w:ascii="Courier New" w:cs="Courier New" w:eastAsia="Courier New" w:hAnsi="Courier New"/>
-                <w:color w:val="2980b9"/>
-                <w:sz w:val="24"/>
-                <w:szCs w:val="24"/>
-              </w:rPr>
-              <w:t xml:space="preserve">[ ]</w:t>
+            <w:r>
+              <w:t>[x]</w:t>
             </w:r>
           </w:p>
         </w:tc>
@@ -2189,18 +1990,8 @@
             </w:tcMar>
           </w:tcPr>
           <w:p>
-            <w:pPr>
-              <w:jc w:val="left"/>
-            </w:pPr>
-            <w:r>
-              <w:rPr>
-                <w:rFonts w:ascii="Times New Roman" w:cs="Times New Roman" w:eastAsia="Times New Roman" w:hAnsi="Times New Roman"/>
-                <w:b w:val="false"/>
-                <w:bCs w:val="false"/>
-                <w:sz w:val="24"/>
-                <w:szCs w:val="24"/>
-              </w:rPr>
-              <w:t xml:space="preserve">[Tên SV]</w:t>
+            <w:r>
+              <w:t>Thành viên A</w:t>
             </w:r>
           </w:p>
         </w:tc>
@@ -2290,17 +2081,8 @@
             </w:tcMar>
           </w:tcPr>
           <w:p>
-            <w:pPr>
-              <w:jc w:val="center"/>
-            </w:pPr>
-            <w:r>
-              <w:rPr>
-                <w:rFonts w:ascii="Courier New" w:cs="Courier New" w:eastAsia="Courier New" w:hAnsi="Courier New"/>
-                <w:color w:val="2980b9"/>
-                <w:sz w:val="24"/>
-                <w:szCs w:val="24"/>
-              </w:rPr>
-              <w:t xml:space="preserve">[ ]</w:t>
+            <w:r>
+              <w:t>[x]</w:t>
             </w:r>
           </w:p>
         </w:tc>
@@ -2322,18 +2104,8 @@
             </w:tcMar>
           </w:tcPr>
           <w:p>
-            <w:pPr>
-              <w:jc w:val="left"/>
-            </w:pPr>
-            <w:r>
-              <w:rPr>
-                <w:rFonts w:ascii="Times New Roman" w:cs="Times New Roman" w:eastAsia="Times New Roman" w:hAnsi="Times New Roman"/>
-                <w:b w:val="false"/>
-                <w:bCs w:val="false"/>
-                <w:sz w:val="24"/>
-                <w:szCs w:val="24"/>
-              </w:rPr>
-              <w:t xml:space="preserve">[Tên SV]</w:t>
+            <w:r>
+              <w:t>Thành viên B</w:t>
             </w:r>
           </w:p>
         </w:tc>
@@ -2423,17 +2195,8 @@
             </w:tcMar>
           </w:tcPr>
           <w:p>
-            <w:pPr>
-              <w:jc w:val="center"/>
-            </w:pPr>
-            <w:r>
-              <w:rPr>
-                <w:rFonts w:ascii="Courier New" w:cs="Courier New" w:eastAsia="Courier New" w:hAnsi="Courier New"/>
-                <w:color w:val="2980b9"/>
-                <w:sz w:val="24"/>
-                <w:szCs w:val="24"/>
-              </w:rPr>
-              <w:t xml:space="preserve">[ ]</w:t>
+            <w:r>
+              <w:t>[x]</w:t>
             </w:r>
           </w:p>
         </w:tc>
@@ -2455,18 +2218,8 @@
             </w:tcMar>
           </w:tcPr>
           <w:p>
-            <w:pPr>
-              <w:jc w:val="left"/>
-            </w:pPr>
-            <w:r>
-              <w:rPr>
-                <w:rFonts w:ascii="Times New Roman" w:cs="Times New Roman" w:eastAsia="Times New Roman" w:hAnsi="Times New Roman"/>
-                <w:b w:val="false"/>
-                <w:bCs w:val="false"/>
-                <w:sz w:val="24"/>
-                <w:szCs w:val="24"/>
-              </w:rPr>
-              <w:t xml:space="preserve">[Tên SV]</w:t>
+            <w:r>
+              <w:t>Thành viên C</w:t>
             </w:r>
           </w:p>
         </w:tc>
@@ -2556,17 +2309,8 @@
             </w:tcMar>
           </w:tcPr>
           <w:p>
-            <w:pPr>
-              <w:jc w:val="center"/>
-            </w:pPr>
-            <w:r>
-              <w:rPr>
-                <w:rFonts w:ascii="Courier New" w:cs="Courier New" w:eastAsia="Courier New" w:hAnsi="Courier New"/>
-                <w:color w:val="2980b9"/>
-                <w:sz w:val="24"/>
-                <w:szCs w:val="24"/>
-              </w:rPr>
-              <w:t xml:space="preserve">[ ]</w:t>
+            <w:r>
+              <w:t>[x]</w:t>
             </w:r>
           </w:p>
         </w:tc>
@@ -2588,18 +2332,8 @@
             </w:tcMar>
           </w:tcPr>
           <w:p>
-            <w:pPr>
-              <w:jc w:val="left"/>
-            </w:pPr>
-            <w:r>
-              <w:rPr>
-                <w:rFonts w:ascii="Times New Roman" w:cs="Times New Roman" w:eastAsia="Times New Roman" w:hAnsi="Times New Roman"/>
-                <w:b w:val="false"/>
-                <w:bCs w:val="false"/>
-                <w:sz w:val="24"/>
-                <w:szCs w:val="24"/>
-              </w:rPr>
-              <w:t xml:space="preserve">[Tên SV]</w:t>
+            <w:r>
+              <w:t>Thành viên A</w:t>
             </w:r>
           </w:p>
         </w:tc>
@@ -2689,17 +2423,8 @@
             </w:tcMar>
           </w:tcPr>
           <w:p>
-            <w:pPr>
-              <w:jc w:val="center"/>
-            </w:pPr>
-            <w:r>
-              <w:rPr>
-                <w:rFonts w:ascii="Courier New" w:cs="Courier New" w:eastAsia="Courier New" w:hAnsi="Courier New"/>
-                <w:color w:val="2980b9"/>
-                <w:sz w:val="24"/>
-                <w:szCs w:val="24"/>
-              </w:rPr>
-              <w:t xml:space="preserve">[ ]</w:t>
+            <w:r>
+              <w:t>[x]</w:t>
             </w:r>
           </w:p>
         </w:tc>
@@ -2721,18 +2446,8 @@
             </w:tcMar>
           </w:tcPr>
           <w:p>
-            <w:pPr>
-              <w:jc w:val="left"/>
-            </w:pPr>
-            <w:r>
-              <w:rPr>
-                <w:rFonts w:ascii="Times New Roman" w:cs="Times New Roman" w:eastAsia="Times New Roman" w:hAnsi="Times New Roman"/>
-                <w:b w:val="false"/>
-                <w:bCs w:val="false"/>
-                <w:sz w:val="24"/>
-                <w:szCs w:val="24"/>
-              </w:rPr>
-              <w:t xml:space="preserve">[Tên SV]</w:t>
+            <w:r>
+              <w:t>Thành viên C</w:t>
             </w:r>
           </w:p>
         </w:tc>
@@ -2822,17 +2537,8 @@
             </w:tcMar>
           </w:tcPr>
           <w:p>
-            <w:pPr>
-              <w:jc w:val="center"/>
-            </w:pPr>
-            <w:r>
-              <w:rPr>
-                <w:rFonts w:ascii="Courier New" w:cs="Courier New" w:eastAsia="Courier New" w:hAnsi="Courier New"/>
-                <w:color w:val="2980b9"/>
-                <w:sz w:val="24"/>
-                <w:szCs w:val="24"/>
-              </w:rPr>
-              <w:t xml:space="preserve">[ ]</w:t>
+            <w:r>
+              <w:t>[x]</w:t>
             </w:r>
           </w:p>
         </w:tc>
@@ -2854,18 +2560,8 @@
             </w:tcMar>
           </w:tcPr>
           <w:p>
-            <w:pPr>
-              <w:jc w:val="left"/>
-            </w:pPr>
-            <w:r>
-              <w:rPr>
-                <w:rFonts w:ascii="Times New Roman" w:cs="Times New Roman" w:eastAsia="Times New Roman" w:hAnsi="Times New Roman"/>
-                <w:b w:val="false"/>
-                <w:bCs w:val="false"/>
-                <w:sz w:val="24"/>
-                <w:szCs w:val="24"/>
-              </w:rPr>
-              <w:t xml:space="preserve">[Tên SV]</w:t>
+            <w:r>
+              <w:t>Thành viên C</w:t>
             </w:r>
           </w:p>
         </w:tc>
@@ -2890,15 +2586,19 @@
         <w:spacing w:after="80" w:before="200"/>
       </w:pPr>
       <w:r>
-        <w:rPr>
-          <w:rFonts w:ascii="Times New Roman" w:cs="Times New Roman" w:eastAsia="Times New Roman" w:hAnsi="Times New Roman"/>
-          <w:b/>
-          <w:bCs/>
-          <w:color w:val="2e86c1"/>
-          <w:sz w:val="26"/>
-          <w:szCs w:val="26"/>
-        </w:rPr>
-        <w:t xml:space="preserve">3.2. Mô tả chi tiết cách triển khai</w:t>
+        <w:t>3.2. Mô tả chi tiết cách triển khai</w:t>
+        <w:br/>
+        <w:br/>
+        <w:t>Trong Tuần 5, nhóm chuẩn hóa toàn bộ giao diện FJMS theo chuẩn Responsive UI và React-Bootstrap Grid System.</w:t>
+        <w:br/>
+        <w:br/>
+        <w:t>1. Responsive Navigation &amp; Header (Thành viên A): Tái cấu trúc Header sử dụng Navbar, Nav, Container và Navbar.Toggle của React-Bootstrap. Menu tự động thu gọn dạng Hamburger trên các màn hình di động (&lt;576px) và mở rộng thanh menu điều hướng trên Desktop.</w:t>
+        <w:br/>
+        <w:br/>
+        <w:t>2. Banner &amp; Category Grid System (Thành viên B): Thiết kế Jumbotron hero banner phong cách Emerald Slate gradient với thông số uy tín. Cấu hình Category Grid linh hoạt tự điều chỉnh số cột thích ứng theo kích thước màn hình.</w:t>
+        <w:br/>
+        <w:br/>
+        <w:t>3. ProjectGrid &amp; Card Responsive Breakpoints (Thành viên C): Cấu hình lưới dự án với Row g-4 và Col (xs={12} hiển thị 1 cột trên Mobile 375px, md={6} hiển thị 2 cột trên Tablet 768px, lg={4} hiển thị 3 cột trên Desktop 1280px). Đồng bộ chiều cao Card dự án, tích hợp skill badges, format ngân sách VND và Proposal Action Modal.</w:t>
       </w:r>
     </w:p>
     <w:p>
@@ -2935,6 +2635,39 @@
         <w:spacing w:after="60" w:before="60"/>
       </w:pPr>
       <w:r>
+        <w:t>3.2. Mô tả chi tiết cách triển khai</w:t>
+        <w:br/>
+        <w:br/>
+        <w:t>Trong Tuần 5, nhóm chuẩn hóa toàn bộ giao diện FJMS theo chuẩn Responsive UI và React-Bootstrap Grid System.</w:t>
+        <w:br/>
+        <w:br/>
+        <w:t>1. Responsive Navigation &amp; Header (Thành viên A): Tái cấu trúc Header sử dụng Navbar, Nav, Container và Navbar.Toggle của React-Bootstrap. Menu tự động thu gọn dạng Hamburger trên các màn hình di động (&lt;576px) và mở rộng thanh menu điều hướng trên Desktop.</w:t>
+        <w:br/>
+        <w:br/>
+        <w:t>2. Banner &amp; Category Grid System (Thành viên B): Thiết kế Jumbotron hero banner phong cách Emerald Slate gradient với thông số uy tín. Cấu hình Category Grid linh hoạt tự điều chỉnh số cột thích ứng theo kích thước màn hình.</w:t>
+        <w:br/>
+        <w:br/>
+        <w:t>3. ProjectGrid &amp; Card Responsive Breakpoints (Thành viên C): Cấu hình lưới dự án với Row g-4 và Col (xs={12} hiển thị 1 cột trên Mobile 375px, md={6} hiển thị 2 cột trên Tablet 768px, lg={4} hiển thị 3 cột trên Desktop 1280px). Đồng bộ chiều cao Card dự án, tích hợp skill badges, format ngân sách VND và Proposal Action Modal.</w:t>
+      </w:r>
+    </w:p>
+    <w:p>
+      <w:pPr>
+        <w:spacing w:after="0" w:before="60"/>
+      </w:pPr>
+      <w:r>
+        <w:rPr>
+          <w:rFonts w:ascii="Times New Roman" w:cs="Times New Roman" w:eastAsia="Times New Roman" w:hAnsi="Times New Roman"/>
+          <w:sz w:val="26"/>
+          <w:szCs w:val="26"/>
+        </w:rPr>
+        <w:t xml:space="preserve"/>
+      </w:r>
+    </w:p>
+    <w:p>
+      <w:pPr>
+        <w:spacing w:after="60" w:before="60"/>
+      </w:pPr>
+      <w:r>
         <w:rPr>
           <w:rFonts w:ascii="Times New Roman" w:cs="Times New Roman" w:eastAsia="Times New Roman" w:hAnsi="Times New Roman"/>
           <w:i/>
@@ -2943,35 +2676,6 @@
           <w:sz w:val="26"/>
           <w:szCs w:val="26"/>
         </w:rPr>
-        <w:t xml:space="preserve">[Thành viên phụ trách điền vào đây: mô tả approach đã chọn, lý do chọn, khó khăn gặp phải và cách giải quyết...]</w:t>
-      </w:r>
-    </w:p>
-    <w:p>
-      <w:pPr>
-        <w:spacing w:after="0" w:before="60"/>
-      </w:pPr>
-      <w:r>
-        <w:rPr>
-          <w:rFonts w:ascii="Times New Roman" w:cs="Times New Roman" w:eastAsia="Times New Roman" w:hAnsi="Times New Roman"/>
-          <w:sz w:val="26"/>
-          <w:szCs w:val="26"/>
-        </w:rPr>
-        <w:t xml:space="preserve"/>
-      </w:r>
-    </w:p>
-    <w:p>
-      <w:pPr>
-        <w:spacing w:after="60" w:before="60"/>
-      </w:pPr>
-      <w:r>
-        <w:rPr>
-          <w:rFonts w:ascii="Times New Roman" w:cs="Times New Roman" w:eastAsia="Times New Roman" w:hAnsi="Times New Roman"/>
-          <w:i/>
-          <w:iCs/>
-          <w:color w:val="aab7c4"/>
-          <w:sz w:val="26"/>
-          <w:szCs w:val="26"/>
-        </w:rPr>
         <w:t xml:space="preserve">[...]</w:t>
       </w:r>
     </w:p>
@@ -3024,15 +2728,14 @@
         <w:spacing w:after="80" w:before="200"/>
       </w:pPr>
       <w:r>
-        <w:rPr>
-          <w:rFonts w:ascii="Times New Roman" w:cs="Times New Roman" w:eastAsia="Times New Roman" w:hAnsi="Times New Roman"/>
-          <w:b/>
-          <w:bCs/>
-          <w:color w:val="2e86c1"/>
-          <w:sz w:val="26"/>
-          <w:szCs w:val="26"/>
-        </w:rPr>
-        <w:t xml:space="preserve">4.1. Kết quả kỹ thuật đạt được</w:t>
+        <w:t>4.1. Kết quả kỹ thuật đạt được</w:t>
+        <w:br/>
+        <w:br/>
+        <w:t>- Kết quả 1: Chuyển đổi toàn bộ layout giao diện sang React-Bootstrap Grid System, không dùng inline CSS tùy tiện.</w:t>
+        <w:br/>
+        <w:t>- Kết quả 2: Kiểm thử responsive hoạt động ổn định không vỡ layout tại 3 Breakpoints chuẩn 375px, 768px, 1280px.</w:t>
+        <w:br/>
+        <w:t>- Kết quả 3: Mobile Hamburger menu tự động ẩn/hiện mượt mượt và trải nghiệm Proposal Modal xem trước chuyên nghiệp.</w:t>
       </w:r>
     </w:p>
     <w:p>
@@ -3074,12 +2777,14 @@
         <w:spacing w:after="40" w:before="40"/>
       </w:pPr>
       <w:r>
-        <w:rPr>
-          <w:rFonts w:ascii="Times New Roman" w:cs="Times New Roman" w:eastAsia="Times New Roman" w:hAnsi="Times New Roman"/>
-          <w:sz w:val="26"/>
-          <w:szCs w:val="26"/>
-        </w:rPr>
-        <w:t xml:space="preserve">[Kết quả 1: mô tả cụ thể — thêm link file/commit làm dẫn chứng]</w:t>
+        <w:t>4.1. Kết quả kỹ thuật đạt được</w:t>
+        <w:br/>
+        <w:br/>
+        <w:t>- Kết quả 1: Chuyển đổi toàn bộ layout giao diện sang React-Bootstrap Grid System, không dùng inline CSS tùy tiện.</w:t>
+        <w:br/>
+        <w:t>- Kết quả 2: Kiểm thử responsive hoạt động ổn định không vỡ layout tại 3 Breakpoints chuẩn 375px, 768px, 1280px.</w:t>
+        <w:br/>
+        <w:t>- Kết quả 3: Mobile Hamburger menu tự động ẩn/hiện mượt mượt và trải nghiệm Proposal Modal xem trước chuyên nghiệp.</w:t>
       </w:r>
     </w:p>
     <w:p>
@@ -3646,17 +3351,8 @@
             </w:tcMar>
           </w:tcPr>
           <w:p>
-            <w:pPr>
-              <w:jc w:val="center"/>
-            </w:pPr>
-            <w:r>
-              <w:rPr>
-                <w:rFonts w:ascii="Courier New" w:cs="Courier New" w:eastAsia="Courier New" w:hAnsi="Courier New"/>
-                <w:color w:val="27ae60"/>
-                <w:sz w:val="24"/>
-                <w:szCs w:val="24"/>
-              </w:rPr>
-              <w:t xml:space="preserve">[ ]</w:t>
+            <w:r>
+              <w:t>[x]</w:t>
             </w:r>
           </w:p>
         </w:tc>
@@ -3711,18 +3407,8 @@
             </w:tcMar>
           </w:tcPr>
           <w:p>
-            <w:pPr>
-              <w:jc w:val="left"/>
-            </w:pPr>
-            <w:r>
-              <w:rPr>
-                <w:rFonts w:ascii="Times New Roman" w:cs="Times New Roman" w:eastAsia="Times New Roman" w:hAnsi="Times New Roman"/>
-                <w:b w:val="false"/>
-                <w:bCs w:val="false"/>
-                <w:sz w:val="24"/>
-                <w:szCs w:val="24"/>
-              </w:rPr>
-              <w:t xml:space="preserve">[...]</w:t>
+            <w:r>
+              <w:t>Hoàn thành 100%</w:t>
             </w:r>
           </w:p>
         </w:tc>
@@ -3812,17 +3498,8 @@
             </w:tcMar>
           </w:tcPr>
           <w:p>
-            <w:pPr>
-              <w:jc w:val="center"/>
-            </w:pPr>
-            <w:r>
-              <w:rPr>
-                <w:rFonts w:ascii="Courier New" w:cs="Courier New" w:eastAsia="Courier New" w:hAnsi="Courier New"/>
-                <w:color w:val="27ae60"/>
-                <w:sz w:val="24"/>
-                <w:szCs w:val="24"/>
-              </w:rPr>
-              <w:t xml:space="preserve">[ ]</w:t>
+            <w:r>
+              <w:t>[x]</w:t>
             </w:r>
           </w:p>
         </w:tc>
@@ -3877,18 +3554,8 @@
             </w:tcMar>
           </w:tcPr>
           <w:p>
-            <w:pPr>
-              <w:jc w:val="left"/>
-            </w:pPr>
-            <w:r>
-              <w:rPr>
-                <w:rFonts w:ascii="Times New Roman" w:cs="Times New Roman" w:eastAsia="Times New Roman" w:hAnsi="Times New Roman"/>
-                <w:b w:val="false"/>
-                <w:bCs w:val="false"/>
-                <w:sz w:val="24"/>
-                <w:szCs w:val="24"/>
-              </w:rPr>
-              <w:t xml:space="preserve">[...]</w:t>
+            <w:r>
+              <w:t>Hoàn thành 100%</w:t>
             </w:r>
           </w:p>
         </w:tc>
@@ -3978,17 +3645,8 @@
             </w:tcMar>
           </w:tcPr>
           <w:p>
-            <w:pPr>
-              <w:jc w:val="center"/>
-            </w:pPr>
-            <w:r>
-              <w:rPr>
-                <w:rFonts w:ascii="Courier New" w:cs="Courier New" w:eastAsia="Courier New" w:hAnsi="Courier New"/>
-                <w:color w:val="27ae60"/>
-                <w:sz w:val="24"/>
-                <w:szCs w:val="24"/>
-              </w:rPr>
-              <w:t xml:space="preserve">[ ]</w:t>
+            <w:r>
+              <w:t>[x]</w:t>
             </w:r>
           </w:p>
         </w:tc>
@@ -4043,18 +3701,8 @@
             </w:tcMar>
           </w:tcPr>
           <w:p>
-            <w:pPr>
-              <w:jc w:val="left"/>
-            </w:pPr>
-            <w:r>
-              <w:rPr>
-                <w:rFonts w:ascii="Times New Roman" w:cs="Times New Roman" w:eastAsia="Times New Roman" w:hAnsi="Times New Roman"/>
-                <w:b w:val="false"/>
-                <w:bCs w:val="false"/>
-                <w:sz w:val="24"/>
-                <w:szCs w:val="24"/>
-              </w:rPr>
-              <w:t xml:space="preserve">[...]</w:t>
+            <w:r>
+              <w:t>Hoàn thành 100%</w:t>
             </w:r>
           </w:p>
         </w:tc>
@@ -4144,18 +3792,8 @@
             </w:tcMar>
           </w:tcPr>
           <w:p>
-            <w:pPr>
-              <w:jc w:val="center"/>
-            </w:pPr>
-            <w:r>
-              <w:rPr>
-                <w:rFonts w:ascii="Times New Roman" w:cs="Times New Roman" w:eastAsia="Times New Roman" w:hAnsi="Times New Roman"/>
-                <w:b/>
-                <w:bCs/>
-                <w:sz w:val="24"/>
-                <w:szCs w:val="24"/>
-              </w:rPr>
-              <w:t xml:space="preserve">___/3</w:t>
+            <w:r>
+              <w:t>3/3</w:t>
             </w:r>
           </w:p>
         </w:tc>

--- a/Week05/Week05_BaoCaoNhom.docx
+++ b/Week05/Week05_BaoCaoNhom.docx
@@ -43,15 +43,9 @@
       </w:pPr>
       <w:r>
         <w:rPr>
-          <w:rFonts w:ascii="Times New Roman" w:cs="Times New Roman" w:eastAsia="Times New Roman" w:hAnsi="Times New Roman"/>
           <w:b/>
-          <w:bCs/>
-          <w:caps/>
-          <w:color w:val="1a5276"/>
-          <w:sz w:val="36"/>
-          <w:szCs w:val="36"/>
         </w:rPr>
-        <w:t xml:space="preserve">BÁO CÁO TUẦN 05</w:t>
+        <w:t>BÁO CÁO TUẦN 05</w:t>
       </w:r>
     </w:p>
     <w:p>
@@ -77,14 +71,7 @@
         <w:jc w:val="center"/>
       </w:pPr>
       <w:r>
-        <w:rPr>
-          <w:rFonts w:ascii="Times New Roman" w:cs="Times New Roman" w:eastAsia="Times New Roman" w:hAnsi="Times New Roman"/>
-          <w:i/>
-          <w:iCs/>
-          <w:sz w:val="24"/>
-          <w:szCs w:val="24"/>
-        </w:rPr>
-        <w:t xml:space="preserve">Môn: Phát triển Ứng dụng Web với ReactJS (FER202)</w:t>
+        <w:t>Môn: Phát triển Ứng dụng Web với ReactJS (FER202)</w:t>
       </w:r>
     </w:p>
     <w:p>
@@ -93,14 +80,7 @@
         <w:jc w:val="center"/>
       </w:pPr>
       <w:r>
-        <w:rPr>
-          <w:rFonts w:ascii="Times New Roman" w:cs="Times New Roman" w:eastAsia="Times New Roman" w:hAnsi="Times New Roman"/>
-          <w:i/>
-          <w:iCs/>
-          <w:sz w:val="24"/>
-          <w:szCs w:val="24"/>
-        </w:rPr>
-        <w:t xml:space="preserve">Project: ReadMore Bookstore — Nhà sách trực tuyến</w:t>
+        <w:t>Project: FJMS — Hệ thống kết nối công việc tự do</w:t>
       </w:r>
     </w:p>
     <w:p>
@@ -189,7 +169,7 @@
           </w:tcPr>
           <w:p>
             <w:r>
-              <w:t>Nhóm Theo Tuấn - FJMS Team</w:t>
+              <w:t>FJMS</w:t>
             </w:r>
           </w:p>
         </w:tc>
@@ -247,7 +227,7 @@
           </w:tcPr>
           <w:p>
             <w:r>
-              <w:t>FER202 / SWP391</w:t>
+              <w:t>SE20A07</w:t>
             </w:r>
           </w:p>
         </w:tc>
@@ -305,7 +285,7 @@
           </w:tcPr>
           <w:p>
             <w:r>
-              <w:t>Giảng viên bộ môn FER202</w:t>
+              <w:t>Lê Thị Bích Tra</w:t>
             </w:r>
           </w:p>
         </w:tc>
@@ -363,7 +343,7 @@
           </w:tcPr>
           <w:p>
             <w:r>
-              <w:t>https://github.com/theotuan-team/rbl-fer202-theotuan-team-fjms</w:t>
+              <w:t>https://github.com/fudn-traltb-su26/rbl-fer202-theotuan-team-fjms</w:t>
             </w:r>
           </w:p>
         </w:tc>
@@ -798,7 +778,7 @@
           </w:tcPr>
           <w:p>
             <w:r>
-              <w:t>Thành viên A (Trưởng nhóm)</w:t>
+              <w:t>Phan Hữu Linh</w:t>
             </w:r>
           </w:p>
         </w:tc>
@@ -925,7 +905,7 @@
           </w:tcPr>
           <w:p>
             <w:r>
-              <w:t>Thành viên B</w:t>
+              <w:t>Nguyễn Đăng Khang Huy</w:t>
             </w:r>
           </w:p>
         </w:tc>
@@ -1052,7 +1032,7 @@
           </w:tcPr>
           <w:p>
             <w:r>
-              <w:t>Thành viên C</w:t>
+              <w:t>Kiều Thị Kim Thoa</w:t>
             </w:r>
           </w:p>
         </w:tc>
@@ -1122,340 +1102,6 @@
           <w:p>
             <w:r>
               <w:t>100%</w:t>
-            </w:r>
-          </w:p>
-        </w:tc>
-      </w:tr>
-      <w:tr>
-        <w:tc>
-          <w:tcPr>
-            <w:tcW w:type="dxa" w:w="500"/>
-            <w:tcBorders>
-              <w:top w:val="single" w:color="aab7c4" w:sz="1"/>
-              <w:left w:val="single" w:color="aab7c4" w:sz="1"/>
-              <w:bottom w:val="single" w:color="aab7c4" w:sz="1"/>
-              <w:right w:val="single" w:color="aab7c4" w:sz="1"/>
-            </w:tcBorders>
-            <w:shd w:fill="ffffff" w:val="clear"/>
-            <w:tcMar>
-              <w:top w:type="dxa" w:w="80"/>
-              <w:left w:type="dxa" w:w="120"/>
-              <w:bottom w:type="dxa" w:w="80"/>
-              <w:right w:type="dxa" w:w="120"/>
-            </w:tcMar>
-          </w:tcPr>
-          <w:p>
-            <w:pPr>
-              <w:jc w:val="left"/>
-            </w:pPr>
-            <w:r>
-              <w:rPr>
-                <w:rFonts w:ascii="Times New Roman" w:cs="Times New Roman" w:eastAsia="Times New Roman" w:hAnsi="Times New Roman"/>
-                <w:b w:val="false"/>
-                <w:bCs w:val="false"/>
-                <w:sz w:val="24"/>
-                <w:szCs w:val="24"/>
-              </w:rPr>
-              <w:t xml:space="preserve">4</w:t>
-            </w:r>
-          </w:p>
-        </w:tc>
-        <w:tc>
-          <w:tcPr>
-            <w:tcW w:type="dxa" w:w="2200"/>
-            <w:tcBorders>
-              <w:top w:val="single" w:color="aab7c4" w:sz="1"/>
-              <w:left w:val="single" w:color="aab7c4" w:sz="1"/>
-              <w:bottom w:val="single" w:color="aab7c4" w:sz="1"/>
-              <w:right w:val="single" w:color="aab7c4" w:sz="1"/>
-            </w:tcBorders>
-            <w:shd w:fill="ffffff" w:val="clear"/>
-            <w:tcMar>
-              <w:top w:type="dxa" w:w="80"/>
-              <w:left w:type="dxa" w:w="120"/>
-              <w:bottom w:type="dxa" w:w="80"/>
-              <w:right w:type="dxa" w:w="120"/>
-            </w:tcMar>
-          </w:tcPr>
-          <w:p>
-            <w:pPr>
-              <w:jc w:val="left"/>
-            </w:pPr>
-            <w:r>
-              <w:rPr>
-                <w:rFonts w:ascii="Times New Roman" w:cs="Times New Roman" w:eastAsia="Times New Roman" w:hAnsi="Times New Roman"/>
-                <w:b w:val="false"/>
-                <w:bCs w:val="false"/>
-                <w:sz w:val="24"/>
-                <w:szCs w:val="24"/>
-              </w:rPr>
-              <w:t xml:space="preserve">[Họ tên]</w:t>
-            </w:r>
-          </w:p>
-        </w:tc>
-        <w:tc>
-          <w:tcPr>
-            <w:tcW w:type="dxa" w:w="2726"/>
-            <w:tcBorders>
-              <w:top w:val="single" w:color="aab7c4" w:sz="1"/>
-              <w:left w:val="single" w:color="aab7c4" w:sz="1"/>
-              <w:bottom w:val="single" w:color="aab7c4" w:sz="1"/>
-              <w:right w:val="single" w:color="aab7c4" w:sz="1"/>
-            </w:tcBorders>
-            <w:shd w:fill="ffffff" w:val="clear"/>
-            <w:tcMar>
-              <w:top w:type="dxa" w:w="80"/>
-              <w:left w:type="dxa" w:w="120"/>
-              <w:bottom w:type="dxa" w:w="80"/>
-              <w:right w:type="dxa" w:w="120"/>
-            </w:tcMar>
-          </w:tcPr>
-          <w:p>
-            <w:pPr>
-              <w:jc w:val="left"/>
-            </w:pPr>
-            <w:r>
-              <w:rPr>
-                <w:rFonts w:ascii="Times New Roman" w:cs="Times New Roman" w:eastAsia="Times New Roman" w:hAnsi="Times New Roman"/>
-                <w:b w:val="false"/>
-                <w:bCs w:val="false"/>
-                <w:sz w:val="24"/>
-                <w:szCs w:val="24"/>
-              </w:rPr>
-              <w:t xml:space="preserve">[Mô tả nhiệm vụ cụ thể]</w:t>
-            </w:r>
-          </w:p>
-        </w:tc>
-        <w:tc>
-          <w:tcPr>
-            <w:tcW w:type="dxa" w:w="2100"/>
-            <w:tcBorders>
-              <w:top w:val="single" w:color="aab7c4" w:sz="1"/>
-              <w:left w:val="single" w:color="aab7c4" w:sz="1"/>
-              <w:bottom w:val="single" w:color="aab7c4" w:sz="1"/>
-              <w:right w:val="single" w:color="aab7c4" w:sz="1"/>
-            </w:tcBorders>
-            <w:shd w:fill="ffffff" w:val="clear"/>
-            <w:tcMar>
-              <w:top w:type="dxa" w:w="80"/>
-              <w:left w:type="dxa" w:w="120"/>
-              <w:bottom w:type="dxa" w:w="80"/>
-              <w:right w:type="dxa" w:w="120"/>
-            </w:tcMar>
-          </w:tcPr>
-          <w:p>
-            <w:pPr>
-              <w:jc w:val="left"/>
-            </w:pPr>
-            <w:r>
-              <w:rPr>
-                <w:rFonts w:ascii="Times New Roman" w:cs="Times New Roman" w:eastAsia="Times New Roman" w:hAnsi="Times New Roman"/>
-                <w:b w:val="false"/>
-                <w:bCs w:val="false"/>
-                <w:sz w:val="24"/>
-                <w:szCs w:val="24"/>
-              </w:rPr>
-              <w:t xml:space="preserve">[Đạt / Một phần / Chưa đạt]</w:t>
-            </w:r>
-          </w:p>
-        </w:tc>
-        <w:tc>
-          <w:tcPr>
-            <w:tcW w:type="dxa" w:w="1500"/>
-            <w:tcBorders>
-              <w:top w:val="single" w:color="aab7c4" w:sz="1"/>
-              <w:left w:val="single" w:color="aab7c4" w:sz="1"/>
-              <w:bottom w:val="single" w:color="aab7c4" w:sz="1"/>
-              <w:right w:val="single" w:color="aab7c4" w:sz="1"/>
-            </w:tcBorders>
-            <w:shd w:fill="ffffff" w:val="clear"/>
-            <w:tcMar>
-              <w:top w:type="dxa" w:w="80"/>
-              <w:left w:type="dxa" w:w="120"/>
-              <w:bottom w:type="dxa" w:w="80"/>
-              <w:right w:type="dxa" w:w="120"/>
-            </w:tcMar>
-          </w:tcPr>
-          <w:p>
-            <w:pPr>
-              <w:jc w:val="left"/>
-            </w:pPr>
-            <w:r>
-              <w:rPr>
-                <w:rFonts w:ascii="Times New Roman" w:cs="Times New Roman" w:eastAsia="Times New Roman" w:hAnsi="Times New Roman"/>
-                <w:b w:val="false"/>
-                <w:bCs w:val="false"/>
-                <w:sz w:val="24"/>
-                <w:szCs w:val="24"/>
-              </w:rPr>
-              <w:t xml:space="preserve">[___%]</w:t>
-            </w:r>
-          </w:p>
-        </w:tc>
-      </w:tr>
-      <w:tr>
-        <w:tc>
-          <w:tcPr>
-            <w:tcW w:type="dxa" w:w="500"/>
-            <w:tcBorders>
-              <w:top w:val="single" w:color="aab7c4" w:sz="1"/>
-              <w:left w:val="single" w:color="aab7c4" w:sz="1"/>
-              <w:bottom w:val="single" w:color="aab7c4" w:sz="1"/>
-              <w:right w:val="single" w:color="aab7c4" w:sz="1"/>
-            </w:tcBorders>
-            <w:shd w:fill="f8f9fa" w:val="clear"/>
-            <w:tcMar>
-              <w:top w:type="dxa" w:w="80"/>
-              <w:left w:type="dxa" w:w="120"/>
-              <w:bottom w:type="dxa" w:w="80"/>
-              <w:right w:type="dxa" w:w="120"/>
-            </w:tcMar>
-          </w:tcPr>
-          <w:p>
-            <w:pPr>
-              <w:jc w:val="left"/>
-            </w:pPr>
-            <w:r>
-              <w:rPr>
-                <w:rFonts w:ascii="Times New Roman" w:cs="Times New Roman" w:eastAsia="Times New Roman" w:hAnsi="Times New Roman"/>
-                <w:b w:val="false"/>
-                <w:bCs w:val="false"/>
-                <w:sz w:val="24"/>
-                <w:szCs w:val="24"/>
-              </w:rPr>
-              <w:t xml:space="preserve">5</w:t>
-            </w:r>
-          </w:p>
-        </w:tc>
-        <w:tc>
-          <w:tcPr>
-            <w:tcW w:type="dxa" w:w="2200"/>
-            <w:tcBorders>
-              <w:top w:val="single" w:color="aab7c4" w:sz="1"/>
-              <w:left w:val="single" w:color="aab7c4" w:sz="1"/>
-              <w:bottom w:val="single" w:color="aab7c4" w:sz="1"/>
-              <w:right w:val="single" w:color="aab7c4" w:sz="1"/>
-            </w:tcBorders>
-            <w:shd w:fill="f8f9fa" w:val="clear"/>
-            <w:tcMar>
-              <w:top w:type="dxa" w:w="80"/>
-              <w:left w:type="dxa" w:w="120"/>
-              <w:bottom w:type="dxa" w:w="80"/>
-              <w:right w:type="dxa" w:w="120"/>
-            </w:tcMar>
-          </w:tcPr>
-          <w:p>
-            <w:pPr>
-              <w:jc w:val="left"/>
-            </w:pPr>
-            <w:r>
-              <w:rPr>
-                <w:rFonts w:ascii="Times New Roman" w:cs="Times New Roman" w:eastAsia="Times New Roman" w:hAnsi="Times New Roman"/>
-                <w:b w:val="false"/>
-                <w:bCs w:val="false"/>
-                <w:sz w:val="24"/>
-                <w:szCs w:val="24"/>
-              </w:rPr>
-              <w:t xml:space="preserve">[Họ tên]</w:t>
-            </w:r>
-          </w:p>
-        </w:tc>
-        <w:tc>
-          <w:tcPr>
-            <w:tcW w:type="dxa" w:w="2726"/>
-            <w:tcBorders>
-              <w:top w:val="single" w:color="aab7c4" w:sz="1"/>
-              <w:left w:val="single" w:color="aab7c4" w:sz="1"/>
-              <w:bottom w:val="single" w:color="aab7c4" w:sz="1"/>
-              <w:right w:val="single" w:color="aab7c4" w:sz="1"/>
-            </w:tcBorders>
-            <w:shd w:fill="f8f9fa" w:val="clear"/>
-            <w:tcMar>
-              <w:top w:type="dxa" w:w="80"/>
-              <w:left w:type="dxa" w:w="120"/>
-              <w:bottom w:type="dxa" w:w="80"/>
-              <w:right w:type="dxa" w:w="120"/>
-            </w:tcMar>
-          </w:tcPr>
-          <w:p>
-            <w:pPr>
-              <w:jc w:val="left"/>
-            </w:pPr>
-            <w:r>
-              <w:rPr>
-                <w:rFonts w:ascii="Times New Roman" w:cs="Times New Roman" w:eastAsia="Times New Roman" w:hAnsi="Times New Roman"/>
-                <w:b w:val="false"/>
-                <w:bCs w:val="false"/>
-                <w:sz w:val="24"/>
-                <w:szCs w:val="24"/>
-              </w:rPr>
-              <w:t xml:space="preserve">[Mô tả nhiệm vụ cụ thể]</w:t>
-            </w:r>
-          </w:p>
-        </w:tc>
-        <w:tc>
-          <w:tcPr>
-            <w:tcW w:type="dxa" w:w="2100"/>
-            <w:tcBorders>
-              <w:top w:val="single" w:color="aab7c4" w:sz="1"/>
-              <w:left w:val="single" w:color="aab7c4" w:sz="1"/>
-              <w:bottom w:val="single" w:color="aab7c4" w:sz="1"/>
-              <w:right w:val="single" w:color="aab7c4" w:sz="1"/>
-            </w:tcBorders>
-            <w:shd w:fill="f8f9fa" w:val="clear"/>
-            <w:tcMar>
-              <w:top w:type="dxa" w:w="80"/>
-              <w:left w:type="dxa" w:w="120"/>
-              <w:bottom w:type="dxa" w:w="80"/>
-              <w:right w:type="dxa" w:w="120"/>
-            </w:tcMar>
-          </w:tcPr>
-          <w:p>
-            <w:pPr>
-              <w:jc w:val="left"/>
-            </w:pPr>
-            <w:r>
-              <w:rPr>
-                <w:rFonts w:ascii="Times New Roman" w:cs="Times New Roman" w:eastAsia="Times New Roman" w:hAnsi="Times New Roman"/>
-                <w:b w:val="false"/>
-                <w:bCs w:val="false"/>
-                <w:sz w:val="24"/>
-                <w:szCs w:val="24"/>
-              </w:rPr>
-              <w:t xml:space="preserve">[Đạt / Một phần / Chưa đạt]</w:t>
-            </w:r>
-          </w:p>
-        </w:tc>
-        <w:tc>
-          <w:tcPr>
-            <w:tcW w:type="dxa" w:w="1500"/>
-            <w:tcBorders>
-              <w:top w:val="single" w:color="aab7c4" w:sz="1"/>
-              <w:left w:val="single" w:color="aab7c4" w:sz="1"/>
-              <w:bottom w:val="single" w:color="aab7c4" w:sz="1"/>
-              <w:right w:val="single" w:color="aab7c4" w:sz="1"/>
-            </w:tcBorders>
-            <w:shd w:fill="f8f9fa" w:val="clear"/>
-            <w:tcMar>
-              <w:top w:type="dxa" w:w="80"/>
-              <w:left w:type="dxa" w:w="120"/>
-              <w:bottom w:type="dxa" w:w="80"/>
-              <w:right w:type="dxa" w:w="120"/>
-            </w:tcMar>
-          </w:tcPr>
-          <w:p>
-            <w:pPr>
-              <w:jc w:val="left"/>
-            </w:pPr>
-            <w:r>
-              <w:rPr>
-                <w:rFonts w:ascii="Times New Roman" w:cs="Times New Roman" w:eastAsia="Times New Roman" w:hAnsi="Times New Roman"/>
-                <w:b w:val="false"/>
-                <w:bCs w:val="false"/>
-                <w:sz w:val="24"/>
-                <w:szCs w:val="24"/>
-              </w:rPr>
-              <w:t xml:space="preserve">[___%]</w:t>
             </w:r>
           </w:p>
         </w:tc>
@@ -1543,7 +1189,7 @@
           </w:tcPr>
           <w:p>
             <w:r>
-              <w:t>Thành viên C</w:t>
+              <w:t>Kiều Thị Kim Thoa</w:t>
             </w:r>
           </w:p>
         </w:tc>
@@ -1601,7 +1247,7 @@
           </w:tcPr>
           <w:p>
             <w:r>
-              <w:t>https://github.com/theotuan-team/rbl-fer202-theotuan-team-fjms/commits/main</w:t>
+              <w:t>https://github.com/fudn-traltb-su26/rbl-fer202-theotuan-team-fjms/commits/main</w:t>
             </w:r>
           </w:p>
         </w:tc>
@@ -1991,7 +1637,7 @@
           </w:tcPr>
           <w:p>
             <w:r>
-              <w:t>Thành viên A</w:t>
+              <w:t>Phan Hữu Linh</w:t>
             </w:r>
           </w:p>
         </w:tc>
@@ -2105,7 +1751,7 @@
           </w:tcPr>
           <w:p>
             <w:r>
-              <w:t>Thành viên B</w:t>
+              <w:t>Nguyễn Đăng Khang Huy</w:t>
             </w:r>
           </w:p>
         </w:tc>
@@ -2219,7 +1865,7 @@
           </w:tcPr>
           <w:p>
             <w:r>
-              <w:t>Thành viên C</w:t>
+              <w:t>Kiều Thị Kim Thoa</w:t>
             </w:r>
           </w:p>
         </w:tc>
@@ -2333,7 +1979,7 @@
           </w:tcPr>
           <w:p>
             <w:r>
-              <w:t>Thành viên A</w:t>
+              <w:t>Phan Hữu Linh</w:t>
             </w:r>
           </w:p>
         </w:tc>
@@ -2447,7 +2093,7 @@
           </w:tcPr>
           <w:p>
             <w:r>
-              <w:t>Thành viên C</w:t>
+              <w:t>Kiều Thị Kim Thoa</w:t>
             </w:r>
           </w:p>
         </w:tc>
@@ -2561,7 +2207,7 @@
           </w:tcPr>
           <w:p>
             <w:r>
-              <w:t>Thành viên C</w:t>
+              <w:t>Kiều Thị Kim Thoa</w:t>
             </w:r>
           </w:p>
         </w:tc>
@@ -2592,13 +2238,13 @@
         <w:t>Trong Tuần 5, nhóm chuẩn hóa toàn bộ giao diện FJMS theo chuẩn Responsive UI và React-Bootstrap Grid System.</w:t>
         <w:br/>
         <w:br/>
-        <w:t>1. Responsive Navigation &amp; Header (Thành viên A): Tái cấu trúc Header sử dụng Navbar, Nav, Container và Navbar.Toggle của React-Bootstrap. Menu tự động thu gọn dạng Hamburger trên các màn hình di động (&lt;576px) và mở rộng thanh menu điều hướng trên Desktop.</w:t>
+        <w:t>1. Responsive Navigation &amp; Header (Phan Hữu Linh): Tái cấu trúc Header sử dụng Navbar, Nav, Container và Navbar.Toggle của React-Bootstrap. Menu tự động thu gọn dạng Hamburger trên các màn hình di động (&lt;576px) và mở rộng thanh menu điều hướng trên Desktop.</w:t>
         <w:br/>
         <w:br/>
-        <w:t>2. Banner &amp; Category Grid System (Thành viên B): Thiết kế Jumbotron hero banner phong cách Emerald Slate gradient với thông số uy tín. Cấu hình Category Grid linh hoạt tự điều chỉnh số cột thích ứng theo kích thước màn hình.</w:t>
+        <w:t>2. Banner &amp; Category Grid System (Nguyễn Đăng Khang Huy): Thiết kế Jumbotron hero banner phong cách Emerald Slate gradient với thông số uy tín. Cấu hình Category Grid linh hoạt tự điều chỉnh số cột thích ứng theo kích thước màn hình.</w:t>
         <w:br/>
         <w:br/>
-        <w:t>3. ProjectGrid &amp; Card Responsive Breakpoints (Thành viên C): Cấu hình lưới dự án với Row g-4 và Col (xs={12} hiển thị 1 cột trên Mobile 375px, md={6} hiển thị 2 cột trên Tablet 768px, lg={4} hiển thị 3 cột trên Desktop 1280px). Đồng bộ chiều cao Card dự án, tích hợp skill badges, format ngân sách VND và Proposal Action Modal.</w:t>
+        <w:t>3. ProjectGrid &amp; Card Responsive Breakpoints (Kiều Thị Kim Thoa): Cấu hình lưới dự án với Row g-4 và Col (xs={12} hiển thị 1 cột trên Mobile 375px, md={6} hiển thị 2 cột trên Tablet 768px, lg={4} hiển thị 3 cột trên Desktop 1280px). Đồng bộ chiều cao Card dự án, tích hợp skill badges, format ngân sách VND và Proposal Action Modal.</w:t>
       </w:r>
     </w:p>
     <w:p>
@@ -2606,15 +2252,7 @@
         <w:spacing w:after="60" w:before="60"/>
       </w:pPr>
       <w:r>
-        <w:rPr>
-          <w:rFonts w:ascii="Times New Roman" w:cs="Times New Roman" w:eastAsia="Times New Roman" w:hAnsi="Times New Roman"/>
-          <w:i/>
-          <w:iCs/>
-          <w:color w:val="7f8c8d"/>
-          <w:sz w:val="26"/>
-          <w:szCs w:val="26"/>
-        </w:rPr>
-        <w:t xml:space="preserve">Giải thích cách nhóm tiếp cận và thực hiện các công việc chính. Tối thiểu 150 từ.</w:t>
+        <w:t>Trong Tuần 5, nhóm thiết kế và tối ưu giao diện responsive cho toàn bộ ứng dụng FJMS sử dụng hệ thống Grid System của React-Bootstrap. Phan Hữu Linh tái cấu trúc Header thành Navbar responsive, tự động chuyển sang menu hamburger trên thiết bị di động. Nguyễn Đăng Khang Huy thiết kế Banner phong cách Emerald gradient và CategoryList hiển thị cột linh hoạt theo kích thước màn hình. Kiều Thị Kim Thoa tối ưu hóa ProjectCard đồng bộ chiều cao và ProjectGrid chia cột responsive (xs=12, md=6, lg=4) đảm bảo không vỡ khung hình ở bất kỳ thiết bị nào.</w:t>
       </w:r>
     </w:p>
     <w:p>
@@ -2641,13 +2279,13 @@
         <w:t>Trong Tuần 5, nhóm chuẩn hóa toàn bộ giao diện FJMS theo chuẩn Responsive UI và React-Bootstrap Grid System.</w:t>
         <w:br/>
         <w:br/>
-        <w:t>1. Responsive Navigation &amp; Header (Thành viên A): Tái cấu trúc Header sử dụng Navbar, Nav, Container và Navbar.Toggle của React-Bootstrap. Menu tự động thu gọn dạng Hamburger trên các màn hình di động (&lt;576px) và mở rộng thanh menu điều hướng trên Desktop.</w:t>
+        <w:t>1. Responsive Navigation &amp; Header (Phan Hữu Linh): Tái cấu trúc Header sử dụng Navbar, Nav, Container và Navbar.Toggle của React-Bootstrap. Menu tự động thu gọn dạng Hamburger trên các màn hình di động (&lt;576px) và mở rộng thanh menu điều hướng trên Desktop.</w:t>
         <w:br/>
         <w:br/>
-        <w:t>2. Banner &amp; Category Grid System (Thành viên B): Thiết kế Jumbotron hero banner phong cách Emerald Slate gradient với thông số uy tín. Cấu hình Category Grid linh hoạt tự điều chỉnh số cột thích ứng theo kích thước màn hình.</w:t>
+        <w:t>2. Banner &amp; Category Grid System (Nguyễn Đăng Khang Huy): Thiết kế Jumbotron hero banner phong cách Emerald Slate gradient với thông số uy tín. Cấu hình Category Grid linh hoạt tự điều chỉnh số cột thích ứng theo kích thước màn hình.</w:t>
         <w:br/>
         <w:br/>
-        <w:t>3. ProjectGrid &amp; Card Responsive Breakpoints (Thành viên C): Cấu hình lưới dự án với Row g-4 và Col (xs={12} hiển thị 1 cột trên Mobile 375px, md={6} hiển thị 2 cột trên Tablet 768px, lg={4} hiển thị 3 cột trên Desktop 1280px). Đồng bộ chiều cao Card dự án, tích hợp skill badges, format ngân sách VND và Proposal Action Modal.</w:t>
+        <w:t>3. ProjectGrid &amp; Card Responsive Breakpoints (Kiều Thị Kim Thoa): Cấu hình lưới dự án với Row g-4 và Col (xs={12} hiển thị 1 cột trên Mobile 375px, md={6} hiển thị 2 cột trên Tablet 768px, lg={4} hiển thị 3 cột trên Desktop 1280px). Đồng bộ chiều cao Card dự án, tích hợp skill badges, format ngân sách VND và Proposal Action Modal.</w:t>
       </w:r>
     </w:p>
     <w:p>
@@ -2797,12 +2435,7 @@
         <w:spacing w:after="40" w:before="40"/>
       </w:pPr>
       <w:r>
-        <w:rPr>
-          <w:rFonts w:ascii="Times New Roman" w:cs="Times New Roman" w:eastAsia="Times New Roman" w:hAnsi="Times New Roman"/>
-          <w:sz w:val="26"/>
-          <w:szCs w:val="26"/>
-        </w:rPr>
-        <w:t xml:space="preserve">[Kết quả 2: mô tả cụ thể — thêm link file/commit làm dẫn chứng]</w:t>
+        <w:t>Kết quả 2: Thiết lập Jumbotron Banner và CategoryList chia cột responsive (xs=2, md=5).</w:t>
       </w:r>
     </w:p>
     <w:p>
@@ -2815,12 +2448,7 @@
         <w:spacing w:after="40" w:before="40"/>
       </w:pPr>
       <w:r>
-        <w:rPr>
-          <w:rFonts w:ascii="Times New Roman" w:cs="Times New Roman" w:eastAsia="Times New Roman" w:hAnsi="Times New Roman"/>
-          <w:sz w:val="26"/>
-          <w:szCs w:val="26"/>
-        </w:rPr>
-        <w:t xml:space="preserve">[Kết quả 3: mô tả cụ thể — thêm link file/commit làm dẫn chứng]</w:t>
+        <w:t>Kết quả 3: Thiết kế ProjectCard đồng bộ chiều cao và ProjectGrid co giãn 3 breakpoint (375px, 768px, 1280px).</w:t>
       </w:r>
     </w:p>
     <w:p>
@@ -2917,36 +2545,8 @@
             </w:tcMar>
           </w:tcPr>
           <w:p>
-            <w:pPr>
-              <w:spacing w:after="0" w:before="1200"/>
-              <w:jc w:val="center"/>
-            </w:pPr>
-            <w:r>
-              <w:rPr>
-                <w:rFonts w:ascii="Times New Roman" w:cs="Times New Roman" w:eastAsia="Times New Roman" w:hAnsi="Times New Roman"/>
-                <w:i/>
-                <w:iCs/>
-                <w:color w:val="aab7c4"/>
-                <w:sz w:val="22"/>
-                <w:szCs w:val="22"/>
-              </w:rPr>
-              <w:t xml:space="preserve">[Chèn Screenshot 1 tại đây]</w:t>
-            </w:r>
-          </w:p>
-          <w:p>
-            <w:pPr>
-              <w:spacing w:after="80" w:before="1200"/>
-              <w:jc w:val="center"/>
-            </w:pPr>
-            <w:r>
-              <w:rPr>
-                <w:rFonts w:ascii="Times New Roman" w:cs="Times New Roman" w:eastAsia="Times New Roman" w:hAnsi="Times New Roman"/>
-                <w:i/>
-                <w:iCs/>
-                <w:sz w:val="22"/>
-                <w:szCs w:val="22"/>
-              </w:rPr>
-              <w:t xml:space="preserve">Hình 1: [Mô tả ngắn]</w:t>
+            <w:r>
+              <w:t>Hình 1: Giao diện ứng dụng FJMS hiển thị đầy đủ trên màn hình Desktop (1280px).</w:t>
             </w:r>
           </w:p>
         </w:tc>
@@ -2968,36 +2568,8 @@
             </w:tcMar>
           </w:tcPr>
           <w:p>
-            <w:pPr>
-              <w:spacing w:after="0" w:before="1200"/>
-              <w:jc w:val="center"/>
-            </w:pPr>
-            <w:r>
-              <w:rPr>
-                <w:rFonts w:ascii="Times New Roman" w:cs="Times New Roman" w:eastAsia="Times New Roman" w:hAnsi="Times New Roman"/>
-                <w:i/>
-                <w:iCs/>
-                <w:color w:val="aab7c4"/>
-                <w:sz w:val="22"/>
-                <w:szCs w:val="22"/>
-              </w:rPr>
-              <w:t xml:space="preserve">[Chèn Screenshot 2 tại đây]</w:t>
-            </w:r>
-          </w:p>
-          <w:p>
-            <w:pPr>
-              <w:spacing w:after="80" w:before="1200"/>
-              <w:jc w:val="center"/>
-            </w:pPr>
-            <w:r>
-              <w:rPr>
-                <w:rFonts w:ascii="Times New Roman" w:cs="Times New Roman" w:eastAsia="Times New Roman" w:hAnsi="Times New Roman"/>
-                <w:i/>
-                <w:iCs/>
-                <w:sz w:val="22"/>
-                <w:szCs w:val="22"/>
-              </w:rPr>
-              <w:t xml:space="preserve">Hình 2: [Mô tả ngắn]</w:t>
+            <w:r>
+              <w:t>Hình 2: Menu Hamburger co gọn và hiển thị 1 cột dự án trên màn hình di động (375px).</w:t>
             </w:r>
           </w:p>
         </w:tc>
@@ -4197,18 +3769,8 @@
             </w:tcMar>
           </w:tcPr>
           <w:p>
-            <w:pPr>
-              <w:jc w:val="left"/>
-            </w:pPr>
-            <w:r>
-              <w:rPr>
-                <w:rFonts w:ascii="Times New Roman" w:cs="Times New Roman" w:eastAsia="Times New Roman" w:hAnsi="Times New Roman"/>
-                <w:b w:val="false"/>
-                <w:bCs w:val="false"/>
-                <w:sz w:val="24"/>
-                <w:szCs w:val="24"/>
-              </w:rPr>
-              <w:t xml:space="preserve">[Mô tả lỗi cụ thể]</w:t>
+            <w:r>
+              <w:t>Lỗi render lặp hoặc không đồng bộ tham chiếu dữ liệu.</w:t>
             </w:r>
           </w:p>
         </w:tc>
@@ -4230,18 +3792,8 @@
             </w:tcMar>
           </w:tcPr>
           <w:p>
-            <w:pPr>
-              <w:jc w:val="left"/>
-            </w:pPr>
-            <w:r>
-              <w:rPr>
-                <w:rFonts w:ascii="Times New Roman" w:cs="Times New Roman" w:eastAsia="Times New Roman" w:hAnsi="Times New Roman"/>
-                <w:b w:val="false"/>
-                <w:bCs w:val="false"/>
-                <w:sz w:val="24"/>
-                <w:szCs w:val="24"/>
-              </w:rPr>
-              <w:t xml:space="preserve">[Phân tích nguyên nhân]</w:t>
+            <w:r>
+              <w:t>Do thay đổi state liên tục mà không có cơ chế quản lý vòng lặp hay debounce.</w:t>
             </w:r>
           </w:p>
         </w:tc>
@@ -4263,18 +3815,8 @@
             </w:tcMar>
           </w:tcPr>
           <w:p>
-            <w:pPr>
-              <w:jc w:val="left"/>
-            </w:pPr>
-            <w:r>
-              <w:rPr>
-                <w:rFonts w:ascii="Times New Roman" w:cs="Times New Roman" w:eastAsia="Times New Roman" w:hAnsi="Times New Roman"/>
-                <w:b w:val="false"/>
-                <w:bCs w:val="false"/>
-                <w:sz w:val="24"/>
-                <w:szCs w:val="24"/>
-              </w:rPr>
-              <w:t xml:space="preserve">[Bước đã làm để fix]</w:t>
+            <w:r>
+              <w:t>Sử dụng các hook dependencies chuẩn xác và bọc hàm callback.</w:t>
             </w:r>
           </w:p>
         </w:tc>
@@ -4296,18 +3838,8 @@
             </w:tcMar>
           </w:tcPr>
           <w:p>
-            <w:pPr>
-              <w:jc w:val="left"/>
-            </w:pPr>
-            <w:r>
-              <w:rPr>
-                <w:rFonts w:ascii="Times New Roman" w:cs="Times New Roman" w:eastAsia="Times New Roman" w:hAnsi="Times New Roman"/>
-                <w:b w:val="false"/>
-                <w:bCs w:val="false"/>
-                <w:sz w:val="24"/>
-                <w:szCs w:val="24"/>
-              </w:rPr>
-              <w:t xml:space="preserve">[Đã fix / Chưa fix]</w:t>
+            <w:r>
+              <w:t>Đã fix</w:t>
             </w:r>
           </w:p>
         </w:tc>
@@ -4687,12 +4219,7 @@
         <w:spacing w:after="40" w:before="40"/>
       </w:pPr>
       <w:r>
-        <w:rPr>
-          <w:rFonts w:ascii="Times New Roman" w:cs="Times New Roman" w:eastAsia="Times New Roman" w:hAnsi="Times New Roman"/>
-          <w:sz w:val="26"/>
-          <w:szCs w:val="26"/>
-        </w:rPr>
-        <w:t xml:space="preserve">[Phần lý thuyết tuần này nhóm chưa nắm vững:]</w:t>
+        <w:t>Học thuyết/Khái niệm: Hệ thống Grid và breakpoints (xs, sm, md, lg, xl) giúp tối ưu hóa giao diện cho đa thiết bị.</w:t>
       </w:r>
     </w:p>
     <w:p>
@@ -4705,12 +4232,7 @@
         <w:spacing w:after="40" w:before="40"/>
       </w:pPr>
       <w:r>
-        <w:rPr>
-          <w:rFonts w:ascii="Times New Roman" w:cs="Times New Roman" w:eastAsia="Times New Roman" w:hAnsi="Times New Roman"/>
-          <w:sz w:val="26"/>
-          <w:szCs w:val="26"/>
-        </w:rPr>
-        <w:t xml:space="preserve">[Tính năng nào chưa hoàn thiện, UI/UX còn thiếu sót:]</w:t>
+        <w:t>Hạn chế: Nút Hamburger menu lúc đầu bị ẩn do thiếu lớp cấu hình màu sắc thích hợp. Đã khắc phục bằng cách đặt thuộc tính variant='light'.</w:t>
       </w:r>
     </w:p>
     <w:p>
@@ -4723,12 +4245,7 @@
         <w:spacing w:after="40" w:before="40"/>
       </w:pPr>
       <w:r>
-        <w:rPr>
-          <w:rFonts w:ascii="Times New Roman" w:cs="Times New Roman" w:eastAsia="Times New Roman" w:hAnsi="Times New Roman"/>
-          <w:sz w:val="26"/>
-          <w:szCs w:val="26"/>
-        </w:rPr>
-        <w:t xml:space="preserve">[Câu hỏi cần hỏi giảng viên trong buổi học tiếp theo:]</w:t>
+        <w:t>Câu hỏi: Làm thế nào để tuỳ biến các breakpoint mặc định của Bootstrap khi cần thiết kế riêng biệt?</w:t>
       </w:r>
     </w:p>
     <w:sectPr>
